--- a/public/gallery/examples/data-scientist/pt-br/resume.docx
+++ b/public/gallery/examples/data-scientist/pt-br/resume.docx
@@ -66,7 +66,7 @@
         </w:rPr>
         <w:t xml:space="preserve">📧 </w:t>
       </w:r>
-      <w:hyperlink w:history="1" r:id="rIdfgf1mietdeokqj8s9icir">
+      <w:hyperlink w:history="1" r:id="rIdxuqwbtdtpjbepktubu62_">
         <w:r>
           <w:rPr>
             <w:sz w:val="18"/>
@@ -89,7 +89,7 @@
         </w:rPr>
         <w:t xml:space="preserve">🔗 </w:t>
       </w:r>
-      <w:hyperlink w:history="1" r:id="rIdgdght4so_qyelaqrpd3bk">
+      <w:hyperlink w:history="1" r:id="rIdw5fg5gk3ct2-qrpxz2nkh">
         <w:r>
           <w:rPr>
             <w:sz w:val="18"/>
@@ -124,7 +124,7 @@
         <w:spacing w:after="200" w:line="276"/>
         <w:jc w:val="center"/>
       </w:pPr>
-      <w:hyperlink w:history="1" r:id="rIdu67i795epajxzy58wad_n">
+      <w:hyperlink w:history="1" r:id="rId0ill3nknewpxjp3up1vqe">
         <w:r>
           <w:rPr>
             <w:sz w:val="18"/>
@@ -140,7 +140,7 @@
         </w:rPr>
         <w:t xml:space="preserve"> • </w:t>
       </w:r>
-      <w:hyperlink w:history="1" r:id="rId-5fep0y4bmk4kpmmrenb-">
+      <w:hyperlink w:history="1" r:id="rIddblq15kuizav6txscw1d1">
         <w:r>
           <w:rPr>
             <w:sz w:val="18"/>
@@ -156,7 +156,7 @@
         </w:rPr>
         <w:t xml:space="preserve"> • </w:t>
       </w:r>
-      <w:hyperlink w:history="1" r:id="rId-6kyusugushzostinogmf">
+      <w:hyperlink w:history="1" r:id="rId8qelwhuhg42czjyj85adj">
         <w:r>
           <w:rPr>
             <w:sz w:val="18"/>
@@ -303,7 +303,7 @@
         </w:rPr>
         <w:t xml:space="preserve">	</w:t>
       </w:r>
-      <w:hyperlink w:history="1" r:id="rIdff5ign0sq3ihddubqa2uw">
+      <w:hyperlink w:history="1" r:id="rIdhlotzgpela809bzz8b7yc">
         <w:r>
           <w:rPr>
             <w:sz w:val="18"/>
@@ -428,7 +428,7 @@
         </w:rPr>
         <w:t xml:space="preserve">	</w:t>
       </w:r>
-      <w:hyperlink w:history="1" r:id="rId274n-l5x-yuoogtlof5s1">
+      <w:hyperlink w:history="1" r:id="rId73hm4vxvgistrqha5mdiw">
         <w:r>
           <w:rPr>
             <w:sz w:val="18"/>
@@ -572,7 +572,7 @@
         </w:rPr>
         <w:t xml:space="preserve">	</w:t>
       </w:r>
-      <w:hyperlink w:history="1" r:id="rIdot4f_qx7s8ecpijyzztkf">
+      <w:hyperlink w:history="1" r:id="rIdxy39svroswfwwrouzxar4">
         <w:r>
           <w:rPr>
             <w:sz w:val="18"/>
@@ -735,7 +735,7 @@
         </w:rPr>
         <w:t xml:space="preserve">	</w:t>
       </w:r>
-      <w:hyperlink w:history="1" r:id="rIdikrdujyfiainpjfw-ctpb">
+      <w:hyperlink w:history="1" r:id="rId7gew8eswiilc3jej6l3sd">
         <w:r>
           <w:rPr>
             <w:sz w:val="18"/>
@@ -879,7 +879,7 @@
         </w:rPr>
         <w:t xml:space="preserve">	</w:t>
       </w:r>
-      <w:hyperlink w:history="1" r:id="rIdtosmqtmwisls8ngruex9r">
+      <w:hyperlink w:history="1" r:id="rIdsoltffmgtoznuksca4psw">
         <w:r>
           <w:rPr>
             <w:sz w:val="18"/>
@@ -1368,7 +1368,7 @@
         </w:rPr>
         <w:t xml:space="preserve">	</w:t>
       </w:r>
-      <w:hyperlink w:history="1" r:id="rIdcip9ypphcuqmyv_gci1ho">
+      <w:hyperlink w:history="1" r:id="rId_mevqjdvg1vzi1329rxew">
         <w:r>
           <w:rPr>
             <w:sz w:val="18"/>
@@ -1434,7 +1434,7 @@
         </w:rPr>
         <w:t xml:space="preserve">	</w:t>
       </w:r>
-      <w:hyperlink w:history="1" r:id="rIdd54rhljvo1dwoppqfieek">
+      <w:hyperlink w:history="1" r:id="rIdwbrnhuvin80cgpr6wqezt">
         <w:r>
           <w:rPr>
             <w:sz w:val="18"/>
@@ -1519,7 +1519,7 @@
         </w:rPr>
         <w:t xml:space="preserve">	</w:t>
       </w:r>
-      <w:hyperlink w:history="1" r:id="rIddsgnilsrnlo8e-csvmnxh">
+      <w:hyperlink w:history="1" r:id="rId5hjv-mf2e7qhkliag5trb">
         <w:r>
           <w:rPr>
             <w:sz w:val="18"/>
@@ -1737,7 +1737,7 @@
         </w:rPr>
         <w:t xml:space="preserve">	</w:t>
       </w:r>
-      <w:hyperlink w:history="1" r:id="rIdgut3noq_hc8mnrnvgmtoy">
+      <w:hyperlink w:history="1" r:id="rIdy__5bbl1ebba2qtdas21l">
         <w:r>
           <w:rPr>
             <w:sz w:val="18"/>
@@ -1862,7 +1862,7 @@
         </w:rPr>
         <w:t xml:space="preserve">	</w:t>
       </w:r>
-      <w:hyperlink w:history="1" r:id="rId3qy1bib5o5aypqvzraq5p">
+      <w:hyperlink w:history="1" r:id="rIdfe7u4bewvtphtdljzgits">
         <w:r>
           <w:rPr>
             <w:sz w:val="18"/>
@@ -1987,7 +1987,7 @@
         </w:rPr>
         <w:t xml:space="preserve">	</w:t>
       </w:r>
-      <w:hyperlink w:history="1" r:id="rIdlxhou5r8-__ruixbwpacq">
+      <w:hyperlink w:history="1" r:id="rIdle4-oe_lbk-uhr_kapauj">
         <w:r>
           <w:rPr>
             <w:sz w:val="18"/>
@@ -2192,7 +2192,7 @@
         </w:rPr>
         <w:t xml:space="preserve">	</w:t>
       </w:r>
-      <w:hyperlink w:history="1" r:id="rIddyg_ls9ifjcpq1qriejj9">
+      <w:hyperlink w:history="1" r:id="rIdnhlqe1z4k2q2uidjnknea">
         <w:r>
           <w:rPr>
             <w:sz w:val="18"/>
@@ -2296,7 +2296,7 @@
         </w:rPr>
         <w:t xml:space="preserve">	</w:t>
       </w:r>
-      <w:hyperlink w:history="1" r:id="rId0qmlofzubztczylq92mmh">
+      <w:hyperlink w:history="1" r:id="rIdkaitrpo4cmqzmofc7vnkq">
         <w:r>
           <w:rPr>
             <w:sz w:val="18"/>
